--- a/codigo maestro final 001.docx
+++ b/codigo maestro final 001.docx
@@ -25261,7 +25261,76 @@
         <w:t xml:space="preserve">y ecosistema QR narrativo completo. </w:t>
       </w:r>
     </w:p>
-    <w:p/>
+    <w:p>
+      <w:r>
+        <w:t>GUION:</w:t>
+      </w:r>
+    </w:p>
+    <w:p>
+      <w:r>
+        <w:rPr>
+          <w:rFonts w:ascii="Arial" w:hAnsi="Arial" w:cs="Arial"/>
+          <w:color w:val="1F1F1F"/>
+          <w:shd w:val="clear" w:color="auto" w:fill="FFFFFF"/>
+        </w:rPr>
+        <w:t xml:space="preserve">EL GUION DEBE SER EL SIGUIENTE: SE ESCANEA EL QR, SALE UN BOTON CON "ESCUCHAR EL TIEMPO" QUE DEBE APARECER CON AURA, PARPADANTE, QUE INVITE AL USUARIO PULSAR. UNA VEZ PULSADO APARECE UNA TEXTURA QUE ESTA EN PANTALLA UNOS SEGUNDOS, LOS SUFIENTES PARA QUE EMERGA UN TEXTO POR FASES: "CANTABRANA LLAMA AL PASADO, A TRAVÉS DE SUS PUERTAS CENTENARIAS..." FASE 1: 4 PALABRAS, Y FASE2: 6 PALABRAS, SURGEN EN PANTALLA POR ENCIMA DE LA TEXTURA, Y CON UNA MUSICA AMBIENTE </w:t>
+      </w:r>
+      <w:proofErr w:type="gramStart"/>
+      <w:r>
+        <w:rPr>
+          <w:rFonts w:ascii="Arial" w:hAnsi="Arial" w:cs="Arial"/>
+          <w:color w:val="1F1F1F"/>
+          <w:shd w:val="clear" w:color="auto" w:fill="FFFFFF"/>
+        </w:rPr>
+        <w:t>( QUE</w:t>
+      </w:r>
+      <w:proofErr w:type="gramEnd"/>
+      <w:r>
+        <w:rPr>
+          <w:rFonts w:ascii="Arial" w:hAnsi="Arial" w:cs="Arial"/>
+          <w:color w:val="1F1F1F"/>
+          <w:shd w:val="clear" w:color="auto" w:fill="FFFFFF"/>
+        </w:rPr>
+        <w:t xml:space="preserve"> EL SISTEMA ESCOJE ALEATORIAMENTE DE LA CARPETA AMBIENTE) Y EN LA PARTE INFERIOR APARECE UN SCROLL CON LA INFORMACIÓN DE LA CANCION AMBIENTE. UNA VEZ ACABADA LA FRASE EMERGE UN PERGAMINO </w:t>
+      </w:r>
+      <w:proofErr w:type="gramStart"/>
+      <w:r>
+        <w:rPr>
+          <w:rFonts w:ascii="Arial" w:hAnsi="Arial" w:cs="Arial"/>
+          <w:color w:val="1F1F1F"/>
+          <w:shd w:val="clear" w:color="auto" w:fill="FFFFFF"/>
+        </w:rPr>
+        <w:t>( DENTRO</w:t>
+      </w:r>
+      <w:proofErr w:type="gramEnd"/>
+      <w:r>
+        <w:rPr>
+          <w:rFonts w:ascii="Arial" w:hAnsi="Arial" w:cs="Arial"/>
+          <w:color w:val="1F1F1F"/>
+          <w:shd w:val="clear" w:color="auto" w:fill="FFFFFF"/>
+        </w:rPr>
+        <w:t xml:space="preserve"> DE ASSETS HAY CINCO MODELOS, DONDE EL SISTEMA ESCOJERÁ UNO ALEATORIEMENTE) CON EL TEXTO " ESTAS CANCIONES SON DE OTRO TIEMPO, ALGUNAS DE ELLAS PUEDEN HERIR SU SENSIBILIDAD", ESTAS LETRAD DEBEN EMERGER DESDE EL INTERIOR DE UN PERGAMINO, LOS TEXTOS COMO FUENGO CANDENTE...UNA VEZ QUE EL TEXTO SE VE CLARAMENTE, ARDE EN MIL PEDAZOS, BRUMA, HUMO, FUEGO Y DESAPARECE. ES CUANDO LA TEXTURA NUEVA TOMA SU CONTROL DE PANTALLA, Y COMIENZA LA JOTA Y LA TRANSICIÓN DE FOTOS, CADA FOTO SE VE CUATRO SEGUNDOS Y DOS DE TRANSICIÓN. EL SISTEMA DEBE DETECTAR LA DURACIÓN DE LA JOTA Y DETERMINAR CON ESTE DATO DE TIEMPO MÍNIMO CUANTAS FOTOS SE VANA AVISUALIZAR. LAS TRANSICIONES DEBEN SER ELEGANTE, NO UN POOWER POINBT DEL 2000, DURANTE LA JOTA UN SROLL APARECE DEBAJO CON LOS DATOS DEL AUTOS Y EL MUNICIPIO DE CANTABRANA. AVABA LA CANCIÓN, CON </w:t>
+      </w:r>
+      <w:r>
+        <w:rPr>
+          <w:rFonts w:ascii="Arial" w:hAnsi="Arial" w:cs="Arial"/>
+          <w:color w:val="1F1F1F"/>
+          <w:shd w:val="clear" w:color="auto" w:fill="FFFFFF"/>
+        </w:rPr>
+        <w:lastRenderedPageBreak/>
+        <w:t xml:space="preserve">OTRA FAMILIA DE TEXTURA, DONDE TRAS UNOS SEGUNDOS DE TIEMPO DE GLORIA, EMERGE LA IMAGEN DE UNA PORTADA ( ESTA EN RAIZ PORTADA1.PNG) SE QUEDA EN IMAGEN UNIS SEGUNDOS Y DESE SU INTERIOR EMERGE UNA MASA DE CERA, QUE CUANDO OCUPA UNA ZONA IMPORATANTE, SUENA UN GOLPE SECO Y QUEDA GRABADO LA CERA CON UN SELLO LACRADO ( CARPETA SELLOS, DENTRO DE ASSETS, EL SISTEMA ESCOJERÁ UNO ALETAORIAMENTE), EL SELLO TOMARÁ EL OPODER DE LA PANTALLA, CENTRADO EL USUARIO LO VE POR ENCIMA DE LA PORTADA, LA CAMARA POTENCIA SU CALUIDAD EN IMAGEN, SU HUMO, CALOR, SEMILIQUIDA, HASTA QUEN ATEXTURA LA EMBULLE Y TOMA EL PODER LA PANTALLA, DESPUES SURGE UNA ESTELA CON EL SIMBOLO EN LA PARTE NSUPERIOR DE UN HEXAPETALO, IMAGEN EN RAIZ, ESTELA1.PNG, EL SISTEMA TOMA EL CONTROL DE LA PANTALLA CON ESTA ESTELA, DE ELLA SURGE UN AURA POR DETRAS DE ELLA, Y EN SU CUERPO CENTRAL EMERGEN COMO SI HUBIERA PÀRIDO DOS PIEDRAS, GRIETAS, HUMO, VAPOR, TEMBLOR, UNA DE ELLAS ES SALIR Y OTRA REINICIAR, SALIR ES OUKSADO, LA ETELA SE TORNA BORROSA CON UMO O VAPOR Y SE DESINTEGRA...LA PANTALLA SE TORNA EN NEGRO CON UN PUNTO DE LUZ, QUE TRAS UNOS SEGUNDOS DA UN PULSO DE LUZ A MODO DE DESPEDIDA, EL PULSAR REINICIAR ES COMO SI EL USUARIO HUBIERA ESCANEADO DE NUEVO EL QR. LAS TEXTURAS O FAMILIAS DE TEXTURAS DEBE SER DE UN NIVEL DE DOCUMENTAL DE MATERIA VIVA, 3D Y 8K, OMNI KERNEL, QUIERO QUE TESTEES OTRA PRODUCCIONES Y QUE CEBTRES EN LA TECNOLOGIA QUE USAN POARA DAR ESE REALISMO, QUE LO CAPTES Y ME DES AEN ESTE PROYECTO ESO MISMO...LA MISMA EXCEPCIONALIDAD DE CALIDAD Y EFECTO...ASOMBRAME A </w:t>
+      </w:r>
+      <w:proofErr w:type="gramStart"/>
+      <w:r>
+        <w:rPr>
+          <w:rFonts w:ascii="Arial" w:hAnsi="Arial" w:cs="Arial"/>
+          <w:color w:val="1F1F1F"/>
+          <w:shd w:val="clear" w:color="auto" w:fill="FFFFFF"/>
+        </w:rPr>
+        <w:t>POSITIVO..</w:t>
+      </w:r>
+      <w:proofErr w:type="gramEnd"/>
+    </w:p>
     <w:sectPr>
       <w:pgSz w:w="11906" w:h="16838"/>
       <w:pgMar w:top="1417" w:right="1701" w:bottom="1417" w:left="1701" w:header="708" w:footer="708" w:gutter="0"/>
